--- a/ideas/usdcop_cs.docx
+++ b/ideas/usdcop_cs.docx
@@ -4,6 +4,9 @@
   <w:body>
     <w:p>
       <w:r>
+        <w:rPr>
+          <w:noProof/>
+        </w:rPr>
         <w:drawing>
           <wp:inline distT="0" distB="0" distL="0" distR="0" wp14:anchorId="1002CE8D" wp14:editId="0FB7CBC3">
             <wp:extent cx="5731510" cy="3396615"/>
@@ -44,6 +47,9 @@
         <w:tab/>
       </w:r>
       <w:r>
+        <w:rPr>
+          <w:noProof/>
+        </w:rPr>
         <w:drawing>
           <wp:inline distT="0" distB="0" distL="0" distR="0" wp14:anchorId="445B7C13" wp14:editId="32930CB1">
             <wp:extent cx="5731510" cy="3335020"/>
@@ -69,6 +75,971 @@
                     <a:xfrm>
                       <a:off x="0" y="0"/>
                       <a:ext cx="5731510" cy="3335020"/>
+                    </a:xfrm>
+                    <a:prstGeom prst="rect">
+                      <a:avLst/>
+                    </a:prstGeom>
+                  </pic:spPr>
+                </pic:pic>
+              </a:graphicData>
+            </a:graphic>
+          </wp:inline>
+        </w:drawing>
+      </w:r>
+    </w:p>
+    <w:p/>
+    <w:p/>
+    <w:p>
+      <w:r>
+        <w:t>After the fact:</w:t>
+      </w:r>
+      <w:r>
+        <w:br/>
+      </w:r>
+      <w:r>
+        <w:br/>
+      </w:r>
+      <w:r>
+        <w:lastRenderedPageBreak/>
+        <w:drawing>
+          <wp:inline distT="0" distB="0" distL="0" distR="0" wp14:anchorId="4606CD97" wp14:editId="773BE4C2">
+            <wp:extent cx="5731510" cy="3695065"/>
+            <wp:effectExtent l="0" t="0" r="2540" b="635"/>
+            <wp:docPr id="1842005406" name="Picture 1"/>
+            <wp:cNvGraphicFramePr>
+              <a:graphicFrameLocks xmlns:a="http://schemas.openxmlformats.org/drawingml/2006/main" noChangeAspect="1"/>
+            </wp:cNvGraphicFramePr>
+            <a:graphic xmlns:a="http://schemas.openxmlformats.org/drawingml/2006/main">
+              <a:graphicData uri="http://schemas.openxmlformats.org/drawingml/2006/picture">
+                <pic:pic xmlns:pic="http://schemas.openxmlformats.org/drawingml/2006/picture">
+                  <pic:nvPicPr>
+                    <pic:cNvPr id="1842005406" name=""/>
+                    <pic:cNvPicPr/>
+                  </pic:nvPicPr>
+                  <pic:blipFill>
+                    <a:blip r:embed="rId6"/>
+                    <a:stretch>
+                      <a:fillRect/>
+                    </a:stretch>
+                  </pic:blipFill>
+                  <pic:spPr>
+                    <a:xfrm>
+                      <a:off x="0" y="0"/>
+                      <a:ext cx="5731510" cy="3695065"/>
+                    </a:xfrm>
+                    <a:prstGeom prst="rect">
+                      <a:avLst/>
+                    </a:prstGeom>
+                  </pic:spPr>
+                </pic:pic>
+              </a:graphicData>
+            </a:graphic>
+          </wp:inline>
+        </w:drawing>
+      </w:r>
+      <w:r>
+        <w:br/>
+      </w:r>
+      <w:r>
+        <w:br/>
+      </w:r>
+      <w:r>
+        <w:drawing>
+          <wp:inline distT="0" distB="0" distL="0" distR="0" wp14:anchorId="45CAF78A" wp14:editId="1281A8DE">
+            <wp:extent cx="5731510" cy="2621915"/>
+            <wp:effectExtent l="0" t="0" r="2540" b="6985"/>
+            <wp:docPr id="979354763" name="Picture 1"/>
+            <wp:cNvGraphicFramePr>
+              <a:graphicFrameLocks xmlns:a="http://schemas.openxmlformats.org/drawingml/2006/main" noChangeAspect="1"/>
+            </wp:cNvGraphicFramePr>
+            <a:graphic xmlns:a="http://schemas.openxmlformats.org/drawingml/2006/main">
+              <a:graphicData uri="http://schemas.openxmlformats.org/drawingml/2006/picture">
+                <pic:pic xmlns:pic="http://schemas.openxmlformats.org/drawingml/2006/picture">
+                  <pic:nvPicPr>
+                    <pic:cNvPr id="979354763" name=""/>
+                    <pic:cNvPicPr/>
+                  </pic:nvPicPr>
+                  <pic:blipFill>
+                    <a:blip r:embed="rId7"/>
+                    <a:stretch>
+                      <a:fillRect/>
+                    </a:stretch>
+                  </pic:blipFill>
+                  <pic:spPr>
+                    <a:xfrm>
+                      <a:off x="0" y="0"/>
+                      <a:ext cx="5731510" cy="2621915"/>
+                    </a:xfrm>
+                    <a:prstGeom prst="rect">
+                      <a:avLst/>
+                    </a:prstGeom>
+                  </pic:spPr>
+                </pic:pic>
+              </a:graphicData>
+            </a:graphic>
+          </wp:inline>
+        </w:drawing>
+      </w:r>
+    </w:p>
+    <w:p/>
+    <w:p>
+      <w:r>
+        <w:lastRenderedPageBreak/>
+        <w:drawing>
+          <wp:inline distT="0" distB="0" distL="0" distR="0" wp14:anchorId="4AB7FAF4" wp14:editId="725EDF95">
+            <wp:extent cx="5731510" cy="2688590"/>
+            <wp:effectExtent l="0" t="0" r="2540" b="0"/>
+            <wp:docPr id="1655520939" name="Picture 1"/>
+            <wp:cNvGraphicFramePr>
+              <a:graphicFrameLocks xmlns:a="http://schemas.openxmlformats.org/drawingml/2006/main" noChangeAspect="1"/>
+            </wp:cNvGraphicFramePr>
+            <a:graphic xmlns:a="http://schemas.openxmlformats.org/drawingml/2006/main">
+              <a:graphicData uri="http://schemas.openxmlformats.org/drawingml/2006/picture">
+                <pic:pic xmlns:pic="http://schemas.openxmlformats.org/drawingml/2006/picture">
+                  <pic:nvPicPr>
+                    <pic:cNvPr id="1655520939" name=""/>
+                    <pic:cNvPicPr/>
+                  </pic:nvPicPr>
+                  <pic:blipFill>
+                    <a:blip r:embed="rId8"/>
+                    <a:stretch>
+                      <a:fillRect/>
+                    </a:stretch>
+                  </pic:blipFill>
+                  <pic:spPr>
+                    <a:xfrm>
+                      <a:off x="0" y="0"/>
+                      <a:ext cx="5731510" cy="2688590"/>
+                    </a:xfrm>
+                    <a:prstGeom prst="rect">
+                      <a:avLst/>
+                    </a:prstGeom>
+                  </pic:spPr>
+                </pic:pic>
+              </a:graphicData>
+            </a:graphic>
+          </wp:inline>
+        </w:drawing>
+      </w:r>
+    </w:p>
+    <w:p/>
+    <w:p>
+      <w:r>
+        <w:drawing>
+          <wp:inline distT="0" distB="0" distL="0" distR="0" wp14:anchorId="52D060DB" wp14:editId="237A3869">
+            <wp:extent cx="5731510" cy="2656205"/>
+            <wp:effectExtent l="0" t="0" r="2540" b="0"/>
+            <wp:docPr id="527232368" name="Picture 1"/>
+            <wp:cNvGraphicFramePr>
+              <a:graphicFrameLocks xmlns:a="http://schemas.openxmlformats.org/drawingml/2006/main" noChangeAspect="1"/>
+            </wp:cNvGraphicFramePr>
+            <a:graphic xmlns:a="http://schemas.openxmlformats.org/drawingml/2006/main">
+              <a:graphicData uri="http://schemas.openxmlformats.org/drawingml/2006/picture">
+                <pic:pic xmlns:pic="http://schemas.openxmlformats.org/drawingml/2006/picture">
+                  <pic:nvPicPr>
+                    <pic:cNvPr id="527232368" name=""/>
+                    <pic:cNvPicPr/>
+                  </pic:nvPicPr>
+                  <pic:blipFill>
+                    <a:blip r:embed="rId9"/>
+                    <a:stretch>
+                      <a:fillRect/>
+                    </a:stretch>
+                  </pic:blipFill>
+                  <pic:spPr>
+                    <a:xfrm>
+                      <a:off x="0" y="0"/>
+                      <a:ext cx="5731510" cy="2656205"/>
+                    </a:xfrm>
+                    <a:prstGeom prst="rect">
+                      <a:avLst/>
+                    </a:prstGeom>
+                  </pic:spPr>
+                </pic:pic>
+              </a:graphicData>
+            </a:graphic>
+          </wp:inline>
+        </w:drawing>
+      </w:r>
+    </w:p>
+    <w:p/>
+    <w:p>
+      <w:r>
+        <w:lastRenderedPageBreak/>
+        <w:drawing>
+          <wp:inline distT="0" distB="0" distL="0" distR="0" wp14:anchorId="6D1FF1B4" wp14:editId="6E24F5AF">
+            <wp:extent cx="5731510" cy="2646045"/>
+            <wp:effectExtent l="0" t="0" r="2540" b="1905"/>
+            <wp:docPr id="1743182166" name="Picture 1"/>
+            <wp:cNvGraphicFramePr>
+              <a:graphicFrameLocks xmlns:a="http://schemas.openxmlformats.org/drawingml/2006/main" noChangeAspect="1"/>
+            </wp:cNvGraphicFramePr>
+            <a:graphic xmlns:a="http://schemas.openxmlformats.org/drawingml/2006/main">
+              <a:graphicData uri="http://schemas.openxmlformats.org/drawingml/2006/picture">
+                <pic:pic xmlns:pic="http://schemas.openxmlformats.org/drawingml/2006/picture">
+                  <pic:nvPicPr>
+                    <pic:cNvPr id="1743182166" name=""/>
+                    <pic:cNvPicPr/>
+                  </pic:nvPicPr>
+                  <pic:blipFill>
+                    <a:blip r:embed="rId10"/>
+                    <a:stretch>
+                      <a:fillRect/>
+                    </a:stretch>
+                  </pic:blipFill>
+                  <pic:spPr>
+                    <a:xfrm>
+                      <a:off x="0" y="0"/>
+                      <a:ext cx="5731510" cy="2646045"/>
+                    </a:xfrm>
+                    <a:prstGeom prst="rect">
+                      <a:avLst/>
+                    </a:prstGeom>
+                  </pic:spPr>
+                </pic:pic>
+              </a:graphicData>
+            </a:graphic>
+          </wp:inline>
+        </w:drawing>
+      </w:r>
+    </w:p>
+    <w:p/>
+    <w:p>
+      <w:r>
+        <w:drawing>
+          <wp:inline distT="0" distB="0" distL="0" distR="0" wp14:anchorId="35C66B46" wp14:editId="26EC0A4A">
+            <wp:extent cx="5731510" cy="2659380"/>
+            <wp:effectExtent l="0" t="0" r="2540" b="7620"/>
+            <wp:docPr id="378360145" name="Picture 1"/>
+            <wp:cNvGraphicFramePr>
+              <a:graphicFrameLocks xmlns:a="http://schemas.openxmlformats.org/drawingml/2006/main" noChangeAspect="1"/>
+            </wp:cNvGraphicFramePr>
+            <a:graphic xmlns:a="http://schemas.openxmlformats.org/drawingml/2006/main">
+              <a:graphicData uri="http://schemas.openxmlformats.org/drawingml/2006/picture">
+                <pic:pic xmlns:pic="http://schemas.openxmlformats.org/drawingml/2006/picture">
+                  <pic:nvPicPr>
+                    <pic:cNvPr id="378360145" name=""/>
+                    <pic:cNvPicPr/>
+                  </pic:nvPicPr>
+                  <pic:blipFill>
+                    <a:blip r:embed="rId11"/>
+                    <a:stretch>
+                      <a:fillRect/>
+                    </a:stretch>
+                  </pic:blipFill>
+                  <pic:spPr>
+                    <a:xfrm>
+                      <a:off x="0" y="0"/>
+                      <a:ext cx="5731510" cy="2659380"/>
+                    </a:xfrm>
+                    <a:prstGeom prst="rect">
+                      <a:avLst/>
+                    </a:prstGeom>
+                  </pic:spPr>
+                </pic:pic>
+              </a:graphicData>
+            </a:graphic>
+          </wp:inline>
+        </w:drawing>
+      </w:r>
+    </w:p>
+    <w:p/>
+    <w:p>
+      <w:r>
+        <w:t xml:space="preserve">Risk reversal </w:t>
+      </w:r>
+    </w:p>
+    <w:p/>
+    <w:p>
+      <w:r>
+        <w:lastRenderedPageBreak/>
+        <w:drawing>
+          <wp:inline distT="0" distB="0" distL="0" distR="0" wp14:anchorId="185E764E" wp14:editId="39528DB1">
+            <wp:extent cx="5731510" cy="2696210"/>
+            <wp:effectExtent l="0" t="0" r="2540" b="8890"/>
+            <wp:docPr id="893960990" name="Picture 1"/>
+            <wp:cNvGraphicFramePr>
+              <a:graphicFrameLocks xmlns:a="http://schemas.openxmlformats.org/drawingml/2006/main" noChangeAspect="1"/>
+            </wp:cNvGraphicFramePr>
+            <a:graphic xmlns:a="http://schemas.openxmlformats.org/drawingml/2006/main">
+              <a:graphicData uri="http://schemas.openxmlformats.org/drawingml/2006/picture">
+                <pic:pic xmlns:pic="http://schemas.openxmlformats.org/drawingml/2006/picture">
+                  <pic:nvPicPr>
+                    <pic:cNvPr id="893960990" name=""/>
+                    <pic:cNvPicPr/>
+                  </pic:nvPicPr>
+                  <pic:blipFill>
+                    <a:blip r:embed="rId12"/>
+                    <a:stretch>
+                      <a:fillRect/>
+                    </a:stretch>
+                  </pic:blipFill>
+                  <pic:spPr>
+                    <a:xfrm>
+                      <a:off x="0" y="0"/>
+                      <a:ext cx="5731510" cy="2696210"/>
+                    </a:xfrm>
+                    <a:prstGeom prst="rect">
+                      <a:avLst/>
+                    </a:prstGeom>
+                  </pic:spPr>
+                </pic:pic>
+              </a:graphicData>
+            </a:graphic>
+          </wp:inline>
+        </w:drawing>
+      </w:r>
+    </w:p>
+    <w:p/>
+    <w:p>
+      <w:r>
+        <w:drawing>
+          <wp:inline distT="0" distB="0" distL="0" distR="0" wp14:anchorId="7E5851E0" wp14:editId="56DC5C46">
+            <wp:extent cx="5731510" cy="2673985"/>
+            <wp:effectExtent l="0" t="0" r="2540" b="0"/>
+            <wp:docPr id="1192099795" name="Picture 1"/>
+            <wp:cNvGraphicFramePr>
+              <a:graphicFrameLocks xmlns:a="http://schemas.openxmlformats.org/drawingml/2006/main" noChangeAspect="1"/>
+            </wp:cNvGraphicFramePr>
+            <a:graphic xmlns:a="http://schemas.openxmlformats.org/drawingml/2006/main">
+              <a:graphicData uri="http://schemas.openxmlformats.org/drawingml/2006/picture">
+                <pic:pic xmlns:pic="http://schemas.openxmlformats.org/drawingml/2006/picture">
+                  <pic:nvPicPr>
+                    <pic:cNvPr id="1192099795" name=""/>
+                    <pic:cNvPicPr/>
+                  </pic:nvPicPr>
+                  <pic:blipFill>
+                    <a:blip r:embed="rId13"/>
+                    <a:stretch>
+                      <a:fillRect/>
+                    </a:stretch>
+                  </pic:blipFill>
+                  <pic:spPr>
+                    <a:xfrm>
+                      <a:off x="0" y="0"/>
+                      <a:ext cx="5731510" cy="2673985"/>
+                    </a:xfrm>
+                    <a:prstGeom prst="rect">
+                      <a:avLst/>
+                    </a:prstGeom>
+                  </pic:spPr>
+                </pic:pic>
+              </a:graphicData>
+            </a:graphic>
+          </wp:inline>
+        </w:drawing>
+      </w:r>
+    </w:p>
+    <w:p/>
+    <w:p>
+      <w:r>
+        <w:lastRenderedPageBreak/>
+        <w:drawing>
+          <wp:inline distT="0" distB="0" distL="0" distR="0" wp14:anchorId="229D3F47" wp14:editId="7B19C9A8">
+            <wp:extent cx="5731510" cy="2633980"/>
+            <wp:effectExtent l="0" t="0" r="2540" b="0"/>
+            <wp:docPr id="1613261673" name="Picture 1"/>
+            <wp:cNvGraphicFramePr>
+              <a:graphicFrameLocks xmlns:a="http://schemas.openxmlformats.org/drawingml/2006/main" noChangeAspect="1"/>
+            </wp:cNvGraphicFramePr>
+            <a:graphic xmlns:a="http://schemas.openxmlformats.org/drawingml/2006/main">
+              <a:graphicData uri="http://schemas.openxmlformats.org/drawingml/2006/picture">
+                <pic:pic xmlns:pic="http://schemas.openxmlformats.org/drawingml/2006/picture">
+                  <pic:nvPicPr>
+                    <pic:cNvPr id="1613261673" name=""/>
+                    <pic:cNvPicPr/>
+                  </pic:nvPicPr>
+                  <pic:blipFill>
+                    <a:blip r:embed="rId14"/>
+                    <a:stretch>
+                      <a:fillRect/>
+                    </a:stretch>
+                  </pic:blipFill>
+                  <pic:spPr>
+                    <a:xfrm>
+                      <a:off x="0" y="0"/>
+                      <a:ext cx="5731510" cy="2633980"/>
+                    </a:xfrm>
+                    <a:prstGeom prst="rect">
+                      <a:avLst/>
+                    </a:prstGeom>
+                  </pic:spPr>
+                </pic:pic>
+              </a:graphicData>
+            </a:graphic>
+          </wp:inline>
+        </w:drawing>
+      </w:r>
+    </w:p>
+    <w:p/>
+    <w:p>
+      <w:r>
+        <w:drawing>
+          <wp:inline distT="0" distB="0" distL="0" distR="0" wp14:anchorId="15060CB1" wp14:editId="6996A02B">
+            <wp:extent cx="5731510" cy="2633980"/>
+            <wp:effectExtent l="0" t="0" r="2540" b="0"/>
+            <wp:docPr id="1608953537" name="Picture 1"/>
+            <wp:cNvGraphicFramePr>
+              <a:graphicFrameLocks xmlns:a="http://schemas.openxmlformats.org/drawingml/2006/main" noChangeAspect="1"/>
+            </wp:cNvGraphicFramePr>
+            <a:graphic xmlns:a="http://schemas.openxmlformats.org/drawingml/2006/main">
+              <a:graphicData uri="http://schemas.openxmlformats.org/drawingml/2006/picture">
+                <pic:pic xmlns:pic="http://schemas.openxmlformats.org/drawingml/2006/picture">
+                  <pic:nvPicPr>
+                    <pic:cNvPr id="1608953537" name=""/>
+                    <pic:cNvPicPr/>
+                  </pic:nvPicPr>
+                  <pic:blipFill>
+                    <a:blip r:embed="rId15"/>
+                    <a:stretch>
+                      <a:fillRect/>
+                    </a:stretch>
+                  </pic:blipFill>
+                  <pic:spPr>
+                    <a:xfrm>
+                      <a:off x="0" y="0"/>
+                      <a:ext cx="5731510" cy="2633980"/>
+                    </a:xfrm>
+                    <a:prstGeom prst="rect">
+                      <a:avLst/>
+                    </a:prstGeom>
+                  </pic:spPr>
+                </pic:pic>
+              </a:graphicData>
+            </a:graphic>
+          </wp:inline>
+        </w:drawing>
+      </w:r>
+    </w:p>
+    <w:p/>
+    <w:p>
+      <w:r>
+        <w:drawing>
+          <wp:inline distT="0" distB="0" distL="0" distR="0" wp14:anchorId="3321244B" wp14:editId="1F4ACF1F">
+            <wp:extent cx="5731510" cy="2680970"/>
+            <wp:effectExtent l="0" t="0" r="2540" b="5080"/>
+            <wp:docPr id="1083899136" name="Picture 1"/>
+            <wp:cNvGraphicFramePr>
+              <a:graphicFrameLocks xmlns:a="http://schemas.openxmlformats.org/drawingml/2006/main" noChangeAspect="1"/>
+            </wp:cNvGraphicFramePr>
+            <a:graphic xmlns:a="http://schemas.openxmlformats.org/drawingml/2006/main">
+              <a:graphicData uri="http://schemas.openxmlformats.org/drawingml/2006/picture">
+                <pic:pic xmlns:pic="http://schemas.openxmlformats.org/drawingml/2006/picture">
+                  <pic:nvPicPr>
+                    <pic:cNvPr id="1083899136" name=""/>
+                    <pic:cNvPicPr/>
+                  </pic:nvPicPr>
+                  <pic:blipFill>
+                    <a:blip r:embed="rId16"/>
+                    <a:stretch>
+                      <a:fillRect/>
+                    </a:stretch>
+                  </pic:blipFill>
+                  <pic:spPr>
+                    <a:xfrm>
+                      <a:off x="0" y="0"/>
+                      <a:ext cx="5731510" cy="2680970"/>
+                    </a:xfrm>
+                    <a:prstGeom prst="rect">
+                      <a:avLst/>
+                    </a:prstGeom>
+                  </pic:spPr>
+                </pic:pic>
+              </a:graphicData>
+            </a:graphic>
+          </wp:inline>
+        </w:drawing>
+      </w:r>
+    </w:p>
+    <w:p/>
+    <w:p/>
+    <w:p>
+      <w:r>
+        <w:t>Outright Call</w:t>
+      </w:r>
+    </w:p>
+    <w:p/>
+    <w:p>
+      <w:r>
+        <w:drawing>
+          <wp:inline distT="0" distB="0" distL="0" distR="0" wp14:anchorId="04890E4E" wp14:editId="08E5A1A1">
+            <wp:extent cx="5731510" cy="3628390"/>
+            <wp:effectExtent l="0" t="0" r="2540" b="0"/>
+            <wp:docPr id="766471051" name="Picture 1"/>
+            <wp:cNvGraphicFramePr>
+              <a:graphicFrameLocks xmlns:a="http://schemas.openxmlformats.org/drawingml/2006/main" noChangeAspect="1"/>
+            </wp:cNvGraphicFramePr>
+            <a:graphic xmlns:a="http://schemas.openxmlformats.org/drawingml/2006/main">
+              <a:graphicData uri="http://schemas.openxmlformats.org/drawingml/2006/picture">
+                <pic:pic xmlns:pic="http://schemas.openxmlformats.org/drawingml/2006/picture">
+                  <pic:nvPicPr>
+                    <pic:cNvPr id="766471051" name=""/>
+                    <pic:cNvPicPr/>
+                  </pic:nvPicPr>
+                  <pic:blipFill>
+                    <a:blip r:embed="rId17"/>
+                    <a:stretch>
+                      <a:fillRect/>
+                    </a:stretch>
+                  </pic:blipFill>
+                  <pic:spPr>
+                    <a:xfrm>
+                      <a:off x="0" y="0"/>
+                      <a:ext cx="5731510" cy="3628390"/>
+                    </a:xfrm>
+                    <a:prstGeom prst="rect">
+                      <a:avLst/>
+                    </a:prstGeom>
+                  </pic:spPr>
+                </pic:pic>
+              </a:graphicData>
+            </a:graphic>
+          </wp:inline>
+        </w:drawing>
+      </w:r>
+    </w:p>
+    <w:p/>
+    <w:p>
+      <w:r>
+        <w:drawing>
+          <wp:inline distT="0" distB="0" distL="0" distR="0" wp14:anchorId="4DB144F2" wp14:editId="6B3B855A">
+            <wp:extent cx="5731510" cy="2681605"/>
+            <wp:effectExtent l="0" t="0" r="2540" b="4445"/>
+            <wp:docPr id="1795927699" name="Picture 1"/>
+            <wp:cNvGraphicFramePr>
+              <a:graphicFrameLocks xmlns:a="http://schemas.openxmlformats.org/drawingml/2006/main" noChangeAspect="1"/>
+            </wp:cNvGraphicFramePr>
+            <a:graphic xmlns:a="http://schemas.openxmlformats.org/drawingml/2006/main">
+              <a:graphicData uri="http://schemas.openxmlformats.org/drawingml/2006/picture">
+                <pic:pic xmlns:pic="http://schemas.openxmlformats.org/drawingml/2006/picture">
+                  <pic:nvPicPr>
+                    <pic:cNvPr id="1795927699" name=""/>
+                    <pic:cNvPicPr/>
+                  </pic:nvPicPr>
+                  <pic:blipFill>
+                    <a:blip r:embed="rId18"/>
+                    <a:stretch>
+                      <a:fillRect/>
+                    </a:stretch>
+                  </pic:blipFill>
+                  <pic:spPr>
+                    <a:xfrm>
+                      <a:off x="0" y="0"/>
+                      <a:ext cx="5731510" cy="2681605"/>
+                    </a:xfrm>
+                    <a:prstGeom prst="rect">
+                      <a:avLst/>
+                    </a:prstGeom>
+                  </pic:spPr>
+                </pic:pic>
+              </a:graphicData>
+            </a:graphic>
+          </wp:inline>
+        </w:drawing>
+      </w:r>
+    </w:p>
+    <w:p/>
+    <w:p>
+      <w:r>
+        <w:lastRenderedPageBreak/>
+        <w:drawing>
+          <wp:inline distT="0" distB="0" distL="0" distR="0" wp14:anchorId="27B2C936" wp14:editId="38CFAA2D">
+            <wp:extent cx="5731510" cy="2622550"/>
+            <wp:effectExtent l="0" t="0" r="2540" b="6350"/>
+            <wp:docPr id="1963591037" name="Picture 1"/>
+            <wp:cNvGraphicFramePr>
+              <a:graphicFrameLocks xmlns:a="http://schemas.openxmlformats.org/drawingml/2006/main" noChangeAspect="1"/>
+            </wp:cNvGraphicFramePr>
+            <a:graphic xmlns:a="http://schemas.openxmlformats.org/drawingml/2006/main">
+              <a:graphicData uri="http://schemas.openxmlformats.org/drawingml/2006/picture">
+                <pic:pic xmlns:pic="http://schemas.openxmlformats.org/drawingml/2006/picture">
+                  <pic:nvPicPr>
+                    <pic:cNvPr id="1963591037" name=""/>
+                    <pic:cNvPicPr/>
+                  </pic:nvPicPr>
+                  <pic:blipFill>
+                    <a:blip r:embed="rId19"/>
+                    <a:stretch>
+                      <a:fillRect/>
+                    </a:stretch>
+                  </pic:blipFill>
+                  <pic:spPr>
+                    <a:xfrm>
+                      <a:off x="0" y="0"/>
+                      <a:ext cx="5731510" cy="2622550"/>
+                    </a:xfrm>
+                    <a:prstGeom prst="rect">
+                      <a:avLst/>
+                    </a:prstGeom>
+                  </pic:spPr>
+                </pic:pic>
+              </a:graphicData>
+            </a:graphic>
+          </wp:inline>
+        </w:drawing>
+      </w:r>
+    </w:p>
+    <w:p/>
+    <w:p>
+      <w:r>
+        <w:drawing>
+          <wp:inline distT="0" distB="0" distL="0" distR="0" wp14:anchorId="25C1CDC1" wp14:editId="112E8555">
+            <wp:extent cx="5731510" cy="2670175"/>
+            <wp:effectExtent l="0" t="0" r="2540" b="0"/>
+            <wp:docPr id="817055905" name="Picture 1"/>
+            <wp:cNvGraphicFramePr>
+              <a:graphicFrameLocks xmlns:a="http://schemas.openxmlformats.org/drawingml/2006/main" noChangeAspect="1"/>
+            </wp:cNvGraphicFramePr>
+            <a:graphic xmlns:a="http://schemas.openxmlformats.org/drawingml/2006/main">
+              <a:graphicData uri="http://schemas.openxmlformats.org/drawingml/2006/picture">
+                <pic:pic xmlns:pic="http://schemas.openxmlformats.org/drawingml/2006/picture">
+                  <pic:nvPicPr>
+                    <pic:cNvPr id="817055905" name=""/>
+                    <pic:cNvPicPr/>
+                  </pic:nvPicPr>
+                  <pic:blipFill>
+                    <a:blip r:embed="rId20"/>
+                    <a:stretch>
+                      <a:fillRect/>
+                    </a:stretch>
+                  </pic:blipFill>
+                  <pic:spPr>
+                    <a:xfrm>
+                      <a:off x="0" y="0"/>
+                      <a:ext cx="5731510" cy="2670175"/>
+                    </a:xfrm>
+                    <a:prstGeom prst="rect">
+                      <a:avLst/>
+                    </a:prstGeom>
+                  </pic:spPr>
+                </pic:pic>
+              </a:graphicData>
+            </a:graphic>
+          </wp:inline>
+        </w:drawing>
+      </w:r>
+    </w:p>
+    <w:p/>
+    <w:p>
+      <w:r>
+        <w:drawing>
+          <wp:inline distT="0" distB="0" distL="0" distR="0" wp14:anchorId="239C12C5" wp14:editId="3042659B">
+            <wp:extent cx="5731510" cy="2626995"/>
+            <wp:effectExtent l="0" t="0" r="2540" b="1905"/>
+            <wp:docPr id="582437131" name="Picture 1"/>
+            <wp:cNvGraphicFramePr>
+              <a:graphicFrameLocks xmlns:a="http://schemas.openxmlformats.org/drawingml/2006/main" noChangeAspect="1"/>
+            </wp:cNvGraphicFramePr>
+            <a:graphic xmlns:a="http://schemas.openxmlformats.org/drawingml/2006/main">
+              <a:graphicData uri="http://schemas.openxmlformats.org/drawingml/2006/picture">
+                <pic:pic xmlns:pic="http://schemas.openxmlformats.org/drawingml/2006/picture">
+                  <pic:nvPicPr>
+                    <pic:cNvPr id="582437131" name=""/>
+                    <pic:cNvPicPr/>
+                  </pic:nvPicPr>
+                  <pic:blipFill>
+                    <a:blip r:embed="rId21"/>
+                    <a:stretch>
+                      <a:fillRect/>
+                    </a:stretch>
+                  </pic:blipFill>
+                  <pic:spPr>
+                    <a:xfrm>
+                      <a:off x="0" y="0"/>
+                      <a:ext cx="5731510" cy="2626995"/>
+                    </a:xfrm>
+                    <a:prstGeom prst="rect">
+                      <a:avLst/>
+                    </a:prstGeom>
+                  </pic:spPr>
+                </pic:pic>
+              </a:graphicData>
+            </a:graphic>
+          </wp:inline>
+        </w:drawing>
+      </w:r>
+    </w:p>
+    <w:p/>
+    <w:p>
+      <w:r>
+        <w:drawing>
+          <wp:inline distT="0" distB="0" distL="0" distR="0" wp14:anchorId="315E1787" wp14:editId="48AD7DAD">
+            <wp:extent cx="5731510" cy="2632710"/>
+            <wp:effectExtent l="0" t="0" r="2540" b="0"/>
+            <wp:docPr id="1980049266" name="Picture 1"/>
+            <wp:cNvGraphicFramePr>
+              <a:graphicFrameLocks xmlns:a="http://schemas.openxmlformats.org/drawingml/2006/main" noChangeAspect="1"/>
+            </wp:cNvGraphicFramePr>
+            <a:graphic xmlns:a="http://schemas.openxmlformats.org/drawingml/2006/main">
+              <a:graphicData uri="http://schemas.openxmlformats.org/drawingml/2006/picture">
+                <pic:pic xmlns:pic="http://schemas.openxmlformats.org/drawingml/2006/picture">
+                  <pic:nvPicPr>
+                    <pic:cNvPr id="1980049266" name=""/>
+                    <pic:cNvPicPr/>
+                  </pic:nvPicPr>
+                  <pic:blipFill>
+                    <a:blip r:embed="rId22"/>
+                    <a:stretch>
+                      <a:fillRect/>
+                    </a:stretch>
+                  </pic:blipFill>
+                  <pic:spPr>
+                    <a:xfrm>
+                      <a:off x="0" y="0"/>
+                      <a:ext cx="5731510" cy="2632710"/>
+                    </a:xfrm>
+                    <a:prstGeom prst="rect">
+                      <a:avLst/>
+                    </a:prstGeom>
+                  </pic:spPr>
+                </pic:pic>
+              </a:graphicData>
+            </a:graphic>
+          </wp:inline>
+        </w:drawing>
+      </w:r>
+    </w:p>
+    <w:p/>
+    <w:p>
+      <w:proofErr w:type="spellStart"/>
+      <w:r>
+        <w:t>Calendarr</w:t>
+      </w:r>
+      <w:proofErr w:type="spellEnd"/>
+      <w:r>
+        <w:t xml:space="preserve"> spread</w:t>
+      </w:r>
+    </w:p>
+    <w:p/>
+    <w:p>
+      <w:r>
+        <w:drawing>
+          <wp:inline distT="0" distB="0" distL="0" distR="0" wp14:anchorId="1D60CF92" wp14:editId="157B086B">
+            <wp:extent cx="5731510" cy="2681605"/>
+            <wp:effectExtent l="0" t="0" r="2540" b="4445"/>
+            <wp:docPr id="1767942017" name="Picture 1"/>
+            <wp:cNvGraphicFramePr>
+              <a:graphicFrameLocks xmlns:a="http://schemas.openxmlformats.org/drawingml/2006/main" noChangeAspect="1"/>
+            </wp:cNvGraphicFramePr>
+            <a:graphic xmlns:a="http://schemas.openxmlformats.org/drawingml/2006/main">
+              <a:graphicData uri="http://schemas.openxmlformats.org/drawingml/2006/picture">
+                <pic:pic xmlns:pic="http://schemas.openxmlformats.org/drawingml/2006/picture">
+                  <pic:nvPicPr>
+                    <pic:cNvPr id="1767942017" name=""/>
+                    <pic:cNvPicPr/>
+                  </pic:nvPicPr>
+                  <pic:blipFill>
+                    <a:blip r:embed="rId23"/>
+                    <a:stretch>
+                      <a:fillRect/>
+                    </a:stretch>
+                  </pic:blipFill>
+                  <pic:spPr>
+                    <a:xfrm>
+                      <a:off x="0" y="0"/>
+                      <a:ext cx="5731510" cy="2681605"/>
+                    </a:xfrm>
+                    <a:prstGeom prst="rect">
+                      <a:avLst/>
+                    </a:prstGeom>
+                  </pic:spPr>
+                </pic:pic>
+              </a:graphicData>
+            </a:graphic>
+          </wp:inline>
+        </w:drawing>
+      </w:r>
+    </w:p>
+    <w:p/>
+    <w:p>
+      <w:r>
+        <w:lastRenderedPageBreak/>
+        <w:drawing>
+          <wp:inline distT="0" distB="0" distL="0" distR="0" wp14:anchorId="1BED996F" wp14:editId="6F96F96F">
+            <wp:extent cx="5731510" cy="2625090"/>
+            <wp:effectExtent l="0" t="0" r="2540" b="3810"/>
+            <wp:docPr id="1670794667" name="Picture 1"/>
+            <wp:cNvGraphicFramePr>
+              <a:graphicFrameLocks xmlns:a="http://schemas.openxmlformats.org/drawingml/2006/main" noChangeAspect="1"/>
+            </wp:cNvGraphicFramePr>
+            <a:graphic xmlns:a="http://schemas.openxmlformats.org/drawingml/2006/main">
+              <a:graphicData uri="http://schemas.openxmlformats.org/drawingml/2006/picture">
+                <pic:pic xmlns:pic="http://schemas.openxmlformats.org/drawingml/2006/picture">
+                  <pic:nvPicPr>
+                    <pic:cNvPr id="1670794667" name=""/>
+                    <pic:cNvPicPr/>
+                  </pic:nvPicPr>
+                  <pic:blipFill>
+                    <a:blip r:embed="rId24"/>
+                    <a:stretch>
+                      <a:fillRect/>
+                    </a:stretch>
+                  </pic:blipFill>
+                  <pic:spPr>
+                    <a:xfrm>
+                      <a:off x="0" y="0"/>
+                      <a:ext cx="5731510" cy="2625090"/>
+                    </a:xfrm>
+                    <a:prstGeom prst="rect">
+                      <a:avLst/>
+                    </a:prstGeom>
+                  </pic:spPr>
+                </pic:pic>
+              </a:graphicData>
+            </a:graphic>
+          </wp:inline>
+        </w:drawing>
+      </w:r>
+    </w:p>
+    <w:p/>
+    <w:p>
+      <w:r>
+        <w:drawing>
+          <wp:inline distT="0" distB="0" distL="0" distR="0" wp14:anchorId="2EAC79ED" wp14:editId="39572EB0">
+            <wp:extent cx="5731510" cy="2635885"/>
+            <wp:effectExtent l="0" t="0" r="2540" b="0"/>
+            <wp:docPr id="191304502" name="Picture 1"/>
+            <wp:cNvGraphicFramePr>
+              <a:graphicFrameLocks xmlns:a="http://schemas.openxmlformats.org/drawingml/2006/main" noChangeAspect="1"/>
+            </wp:cNvGraphicFramePr>
+            <a:graphic xmlns:a="http://schemas.openxmlformats.org/drawingml/2006/main">
+              <a:graphicData uri="http://schemas.openxmlformats.org/drawingml/2006/picture">
+                <pic:pic xmlns:pic="http://schemas.openxmlformats.org/drawingml/2006/picture">
+                  <pic:nvPicPr>
+                    <pic:cNvPr id="191304502" name=""/>
+                    <pic:cNvPicPr/>
+                  </pic:nvPicPr>
+                  <pic:blipFill>
+                    <a:blip r:embed="rId25"/>
+                    <a:stretch>
+                      <a:fillRect/>
+                    </a:stretch>
+                  </pic:blipFill>
+                  <pic:spPr>
+                    <a:xfrm>
+                      <a:off x="0" y="0"/>
+                      <a:ext cx="5731510" cy="2635885"/>
+                    </a:xfrm>
+                    <a:prstGeom prst="rect">
+                      <a:avLst/>
+                    </a:prstGeom>
+                  </pic:spPr>
+                </pic:pic>
+              </a:graphicData>
+            </a:graphic>
+          </wp:inline>
+        </w:drawing>
+      </w:r>
+    </w:p>
+    <w:p/>
+    <w:p>
+      <w:r>
+        <w:drawing>
+          <wp:inline distT="0" distB="0" distL="0" distR="0" wp14:anchorId="4DE5A8A3" wp14:editId="7A15F910">
+            <wp:extent cx="5731510" cy="2637790"/>
+            <wp:effectExtent l="0" t="0" r="2540" b="0"/>
+            <wp:docPr id="1848961757" name="Picture 1"/>
+            <wp:cNvGraphicFramePr>
+              <a:graphicFrameLocks xmlns:a="http://schemas.openxmlformats.org/drawingml/2006/main" noChangeAspect="1"/>
+            </wp:cNvGraphicFramePr>
+            <a:graphic xmlns:a="http://schemas.openxmlformats.org/drawingml/2006/main">
+              <a:graphicData uri="http://schemas.openxmlformats.org/drawingml/2006/picture">
+                <pic:pic xmlns:pic="http://schemas.openxmlformats.org/drawingml/2006/picture">
+                  <pic:nvPicPr>
+                    <pic:cNvPr id="1848961757" name=""/>
+                    <pic:cNvPicPr/>
+                  </pic:nvPicPr>
+                  <pic:blipFill>
+                    <a:blip r:embed="rId26"/>
+                    <a:stretch>
+                      <a:fillRect/>
+                    </a:stretch>
+                  </pic:blipFill>
+                  <pic:spPr>
+                    <a:xfrm>
+                      <a:off x="0" y="0"/>
+                      <a:ext cx="5731510" cy="2637790"/>
+                    </a:xfrm>
+                    <a:prstGeom prst="rect">
+                      <a:avLst/>
+                    </a:prstGeom>
+                  </pic:spPr>
+                </pic:pic>
+              </a:graphicData>
+            </a:graphic>
+          </wp:inline>
+        </w:drawing>
+      </w:r>
+    </w:p>
+    <w:p/>
+    <w:p>
+      <w:r>
+        <w:drawing>
+          <wp:inline distT="0" distB="0" distL="0" distR="0" wp14:anchorId="34FB6951" wp14:editId="2FBEC376">
+            <wp:extent cx="5731510" cy="2647950"/>
+            <wp:effectExtent l="0" t="0" r="2540" b="0"/>
+            <wp:docPr id="833732667" name="Picture 1"/>
+            <wp:cNvGraphicFramePr>
+              <a:graphicFrameLocks xmlns:a="http://schemas.openxmlformats.org/drawingml/2006/main" noChangeAspect="1"/>
+            </wp:cNvGraphicFramePr>
+            <a:graphic xmlns:a="http://schemas.openxmlformats.org/drawingml/2006/main">
+              <a:graphicData uri="http://schemas.openxmlformats.org/drawingml/2006/picture">
+                <pic:pic xmlns:pic="http://schemas.openxmlformats.org/drawingml/2006/picture">
+                  <pic:nvPicPr>
+                    <pic:cNvPr id="833732667" name=""/>
+                    <pic:cNvPicPr/>
+                  </pic:nvPicPr>
+                  <pic:blipFill>
+                    <a:blip r:embed="rId27"/>
+                    <a:stretch>
+                      <a:fillRect/>
+                    </a:stretch>
+                  </pic:blipFill>
+                  <pic:spPr>
+                    <a:xfrm>
+                      <a:off x="0" y="0"/>
+                      <a:ext cx="5731510" cy="2647950"/>
+                    </a:xfrm>
+                    <a:prstGeom prst="rect">
+                      <a:avLst/>
+                    </a:prstGeom>
+                  </pic:spPr>
+                </pic:pic>
+              </a:graphicData>
+            </a:graphic>
+          </wp:inline>
+        </w:drawing>
+      </w:r>
+    </w:p>
+    <w:p/>
+    <w:p/>
+    <w:p>
+      <w:r>
+        <w:drawing>
+          <wp:inline distT="0" distB="0" distL="0" distR="0" wp14:anchorId="03E96117" wp14:editId="101FF6A5">
+            <wp:extent cx="5731510" cy="2647950"/>
+            <wp:effectExtent l="0" t="0" r="2540" b="0"/>
+            <wp:docPr id="1289987727" name="Picture 1"/>
+            <wp:cNvGraphicFramePr>
+              <a:graphicFrameLocks xmlns:a="http://schemas.openxmlformats.org/drawingml/2006/main" noChangeAspect="1"/>
+            </wp:cNvGraphicFramePr>
+            <a:graphic xmlns:a="http://schemas.openxmlformats.org/drawingml/2006/main">
+              <a:graphicData uri="http://schemas.openxmlformats.org/drawingml/2006/picture">
+                <pic:pic xmlns:pic="http://schemas.openxmlformats.org/drawingml/2006/picture">
+                  <pic:nvPicPr>
+                    <pic:cNvPr id="1289987727" name=""/>
+                    <pic:cNvPicPr/>
+                  </pic:nvPicPr>
+                  <pic:blipFill>
+                    <a:blip r:embed="rId28"/>
+                    <a:stretch>
+                      <a:fillRect/>
+                    </a:stretch>
+                  </pic:blipFill>
+                  <pic:spPr>
+                    <a:xfrm>
+                      <a:off x="0" y="0"/>
+                      <a:ext cx="5731510" cy="2647950"/>
                     </a:xfrm>
                     <a:prstGeom prst="rect">
                       <a:avLst/>
